--- a/КПП/Том СКС КПП/Акт об окончании монтажных работ СКС КПП.docx
+++ b/КПП/Том СКС КПП/Акт об окончании монтажных работ СКС КПП.docx
@@ -188,7 +188,7 @@
                 <w:i w:val="0"/>
                 <w:sz w:val="22"/>
               </w:rPr>
-              <w:t>«26» октября 2026 г.</w:t>
+              <w:t>«24» октября 2026 г.</w:t>
             </w:r>
           </w:p>
         </w:tc>
